--- a/docs/时间分箱与固定幅值分箱波形对比.docx
+++ b/docs/时间分箱与固定幅值分箱波形对比.docx
@@ -27,25 +27,10 @@
         <w:rPr>
           <w:b/>
         </w:rPr>
-        <w:t>参考来源：</w:t>
+        <w:t>数据源：</w:t>
       </w:r>
       <w:r>
-        <w:t>用未加入噪声和伪影的模拟曲线，分别按时间规则、固定幅值规则生成参考分箱；幅值上下限与实际设置相同。</w:t>
-      </w:r>
-    </w:p>
-    <w:p>
-      <w:pPr>
-        <w:pStyle w:val="Caption"/>
-        <w:spacing w:after="60"/>
-      </w:pPr>
-      <w:r>
-        <w:rPr>
-          <w:b/>
-        </w:rPr>
-        <w:t>核对数据占比：</w:t>
-      </w:r>
-      <w:r>
-        <w:t>两种方式都已分箱且有参考划分的点数，占整段记录的比例。分母是整段记录的点数。</w:t>
+        <w:t>两条模拟曲线：一条未加入噪声、伪影，称为基础曲线；另一条在同一基础曲线上加入噪声、伪影，再进行滤波。</w:t>
       </w:r>
     </w:p>
     <w:p>
@@ -60,7 +45,7 @@
         <w:t>参考不一致率：</w:t>
       </w:r>
       <w:r>
-        <w:t>在这批共同核对点中，某方式的实际吸呼方向或箱号与自身参考不同的比例。分母是核对点数，不是统计两种方式彼此有多少不同。</w:t>
+        <w:t>将基础曲线与加入噪声、伪影后的滤波曲线，分别按同一种方式分箱，比较同一时刻的吸呼方向和箱号，统计不同的比例。时间分箱与时间分箱比，固定幅值分箱与固定幅值分箱比。</w:t>
       </w:r>
     </w:p>
     <w:p>
@@ -72,10 +57,10 @@
         <w:rPr>
           <w:b/>
         </w:rPr>
-        <w:t>例：</w:t>
+        <w:t>幅值跨度变化：</w:t>
       </w:r>
       <w:r>
-        <w:t>整段 1,000 点，共同核对 900 点，占比为 90%；其中时间分箱有 27 点与时间参考不同，不一致率为 3%（27 ÷ 900）。</w:t>
+        <w:t>比较上述两条曲线的幅值跨度，正值表示滤波后增大，负值表示缩小，取 20 次结果的平均值。跨度取数值从小到大排列后 95% 与 5% 位置的差值，减少极端值影响。</w:t>
       </w:r>
     </w:p>
     <w:p>
@@ -83,7 +68,15 @@
         <w:pStyle w:val="Caption"/>
       </w:pPr>
       <w:r>
-        <w:t>灰线：原始；蓝线：滤波；绿线：无噪声参考；橙虚线：排除区间的滤波曲线。底部蓝带：吸气；黄带：呼气；空白：未分箱。竖／横虚线：分箱边界。</w:t>
+        <w:t>统计时排除已识别的伪影片段；分箱对比仅使用两种方式均已分箱、且基础曲线可确定吸呼方向的采样点。幅值对比不受分箱上下限限制。</w:t>
+      </w:r>
+    </w:p>
+    <w:p>
+      <w:pPr>
+        <w:pStyle w:val="Caption"/>
+      </w:pPr>
+      <w:r>
+        <w:t>绿线：基础曲线；灰线：加入噪声、伪影后的曲线；蓝线：滤波曲线；橙虚线：被排除片段的滤波曲线。底部蓝带：吸气；黄带：呼气；空白：未分箱。竖／横虚线：分箱边界。</w:t>
       </w:r>
     </w:p>
     <w:tbl>
@@ -109,9 +102,9 @@
             <w:tcW w:type="dxa" w:w="1368"/>
             <w:vAlign w:val="center"/>
             <w:tcMar>
-              <w:top w:w="75" w:type="dxa"/>
+              <w:top w:w="45" w:type="dxa"/>
               <w:left w:w="75" w:type="dxa"/>
-              <w:bottom w:w="75" w:type="dxa"/>
+              <w:bottom w:w="45" w:type="dxa"/>
               <w:right w:w="75" w:type="dxa"/>
             </w:tcMar>
             <w:tcBorders>
@@ -125,7 +118,7 @@
           <w:p>
             <w:pPr>
               <w:keepNext w:val="0"/>
-              <w:spacing w:after="80" w:line="250" w:lineRule="exact"/>
+              <w:spacing w:after="40" w:line="250" w:lineRule="exact"/>
             </w:pPr>
             <w:r>
               <w:rPr>
@@ -141,9 +134,9 @@
             <w:tcW w:type="dxa" w:w="5904"/>
             <w:vAlign w:val="center"/>
             <w:tcMar>
-              <w:top w:w="75" w:type="dxa"/>
+              <w:top w:w="45" w:type="dxa"/>
               <w:left w:w="75" w:type="dxa"/>
-              <w:bottom w:w="75" w:type="dxa"/>
+              <w:bottom w:w="45" w:type="dxa"/>
               <w:right w:w="75" w:type="dxa"/>
             </w:tcMar>
             <w:tcBorders>
@@ -157,7 +150,7 @@
           <w:p>
             <w:pPr>
               <w:keepNext w:val="0"/>
-              <w:spacing w:after="80" w:line="250" w:lineRule="exact"/>
+              <w:spacing w:after="40" w:line="250" w:lineRule="exact"/>
             </w:pPr>
             <w:r>
               <w:rPr>
@@ -173,9 +166,9 @@
             <w:tcW w:type="dxa" w:w="5904"/>
             <w:vAlign w:val="center"/>
             <w:tcMar>
-              <w:top w:w="75" w:type="dxa"/>
+              <w:top w:w="45" w:type="dxa"/>
               <w:left w:w="75" w:type="dxa"/>
-              <w:bottom w:w="75" w:type="dxa"/>
+              <w:bottom w:w="45" w:type="dxa"/>
               <w:right w:w="75" w:type="dxa"/>
             </w:tcMar>
             <w:tcBorders>
@@ -189,7 +182,7 @@
           <w:p>
             <w:pPr>
               <w:keepNext w:val="0"/>
-              <w:spacing w:after="80" w:line="250" w:lineRule="exact"/>
+              <w:spacing w:after="40" w:line="250" w:lineRule="exact"/>
             </w:pPr>
             <w:r>
               <w:rPr>
@@ -205,9 +198,9 @@
             <w:tcW w:type="dxa" w:w="2448"/>
             <w:vAlign w:val="center"/>
             <w:tcMar>
-              <w:top w:w="75" w:type="dxa"/>
+              <w:top w:w="45" w:type="dxa"/>
               <w:left w:w="75" w:type="dxa"/>
-              <w:bottom w:w="75" w:type="dxa"/>
+              <w:bottom w:w="45" w:type="dxa"/>
               <w:right w:w="75" w:type="dxa"/>
             </w:tcMar>
             <w:tcBorders>
@@ -221,14 +214,16 @@
           <w:p>
             <w:pPr>
               <w:keepNext w:val="0"/>
-              <w:spacing w:after="80" w:line="250" w:lineRule="exact"/>
+              <w:spacing w:after="40" w:line="250" w:lineRule="exact"/>
             </w:pPr>
             <w:r>
               <w:rPr>
                 <w:b/>
                 <w:sz w:val="19"/>
               </w:rPr>
-              <w:t>核对数据占比</w:t>
+              <w:t>相对基础曲线</w:t>
+              <w:br/>
+              <w:t>幅值跨度变化</w:t>
             </w:r>
           </w:p>
         </w:tc>
@@ -242,9 +237,9 @@
             <w:tcW w:type="dxa" w:w="1368"/>
             <w:vAlign w:val="center"/>
             <w:tcMar>
-              <w:top w:w="75" w:type="dxa"/>
+              <w:top w:w="45" w:type="dxa"/>
               <w:left w:w="75" w:type="dxa"/>
-              <w:bottom w:w="75" w:type="dxa"/>
+              <w:bottom w:w="45" w:type="dxa"/>
               <w:right w:w="75" w:type="dxa"/>
             </w:tcMar>
             <w:tcBorders>
@@ -257,7 +252,7 @@
           <w:p>
             <w:pPr>
               <w:keepNext w:val="0"/>
-              <w:spacing w:after="80" w:line="250" w:lineRule="exact"/>
+              <w:spacing w:after="40" w:line="250" w:lineRule="exact"/>
               <w:jc w:val="center"/>
             </w:pPr>
             <w:r>
@@ -273,9 +268,9 @@
             <w:tcW w:type="dxa" w:w="5904"/>
             <w:vAlign w:val="center"/>
             <w:tcMar>
-              <w:top w:w="75" w:type="dxa"/>
+              <w:top w:w="45" w:type="dxa"/>
               <w:left w:w="75" w:type="dxa"/>
-              <w:bottom w:w="75" w:type="dxa"/>
+              <w:bottom w:w="45" w:type="dxa"/>
               <w:right w:w="75" w:type="dxa"/>
             </w:tcMar>
             <w:tcBorders>
@@ -288,7 +283,7 @@
           <w:p>
             <w:pPr>
               <w:keepNext w:val="0"/>
-              <w:spacing w:line="240" w:lineRule="auto" w:after="80"/>
+              <w:spacing w:line="240" w:lineRule="auto" w:after="40"/>
               <w:jc w:val="center"/>
             </w:pPr>
             <w:r>
@@ -332,7 +327,7 @@
           <w:p>
             <w:pPr>
               <w:keepNext w:val="0"/>
-              <w:spacing w:after="80" w:line="250" w:lineRule="exact"/>
+              <w:spacing w:after="40" w:line="250" w:lineRule="exact"/>
               <w:jc w:val="center"/>
             </w:pPr>
             <w:r>
@@ -348,9 +343,9 @@
             <w:tcW w:type="dxa" w:w="5904"/>
             <w:vAlign w:val="center"/>
             <w:tcMar>
-              <w:top w:w="75" w:type="dxa"/>
+              <w:top w:w="45" w:type="dxa"/>
               <w:left w:w="75" w:type="dxa"/>
-              <w:bottom w:w="75" w:type="dxa"/>
+              <w:bottom w:w="45" w:type="dxa"/>
               <w:right w:w="75" w:type="dxa"/>
             </w:tcMar>
             <w:tcBorders>
@@ -363,7 +358,7 @@
           <w:p>
             <w:pPr>
               <w:keepNext w:val="0"/>
-              <w:spacing w:line="240" w:lineRule="auto" w:after="80"/>
+              <w:spacing w:line="240" w:lineRule="auto" w:after="40"/>
               <w:jc w:val="center"/>
             </w:pPr>
             <w:r>
@@ -407,7 +402,7 @@
           <w:p>
             <w:pPr>
               <w:keepNext w:val="0"/>
-              <w:spacing w:after="80" w:line="250" w:lineRule="exact"/>
+              <w:spacing w:after="40" w:line="250" w:lineRule="exact"/>
               <w:jc w:val="center"/>
             </w:pPr>
             <w:r>
@@ -423,9 +418,9 @@
             <w:tcW w:type="dxa" w:w="2448"/>
             <w:vAlign w:val="center"/>
             <w:tcMar>
-              <w:top w:w="75" w:type="dxa"/>
+              <w:top w:w="45" w:type="dxa"/>
               <w:left w:w="75" w:type="dxa"/>
-              <w:bottom w:w="75" w:type="dxa"/>
+              <w:bottom w:w="45" w:type="dxa"/>
               <w:right w:w="75" w:type="dxa"/>
             </w:tcMar>
             <w:tcBorders>
@@ -438,14 +433,14 @@
           <w:p>
             <w:pPr>
               <w:keepNext w:val="0"/>
-              <w:spacing w:after="80" w:line="250" w:lineRule="exact"/>
+              <w:spacing w:after="40" w:line="250" w:lineRule="exact"/>
               <w:jc w:val="center"/>
             </w:pPr>
             <w:r>
               <w:rPr>
                 <w:sz w:val="19"/>
               </w:rPr>
-              <w:t>89.98%</w:t>
+              <w:t>-0.01%</w:t>
             </w:r>
           </w:p>
         </w:tc>
@@ -459,9 +454,9 @@
             <w:tcW w:type="dxa" w:w="1368"/>
             <w:vAlign w:val="center"/>
             <w:tcMar>
-              <w:top w:w="75" w:type="dxa"/>
+              <w:top w:w="45" w:type="dxa"/>
               <w:left w:w="75" w:type="dxa"/>
-              <w:bottom w:w="75" w:type="dxa"/>
+              <w:bottom w:w="45" w:type="dxa"/>
               <w:right w:w="75" w:type="dxa"/>
             </w:tcMar>
             <w:tcBorders>
@@ -474,7 +469,7 @@
           <w:p>
             <w:pPr>
               <w:keepNext w:val="0"/>
-              <w:spacing w:after="80" w:line="250" w:lineRule="exact"/>
+              <w:spacing w:after="40" w:line="250" w:lineRule="exact"/>
               <w:jc w:val="center"/>
             </w:pPr>
             <w:r>
@@ -490,9 +485,9 @@
             <w:tcW w:type="dxa" w:w="5904"/>
             <w:vAlign w:val="center"/>
             <w:tcMar>
-              <w:top w:w="75" w:type="dxa"/>
+              <w:top w:w="45" w:type="dxa"/>
               <w:left w:w="75" w:type="dxa"/>
-              <w:bottom w:w="75" w:type="dxa"/>
+              <w:bottom w:w="45" w:type="dxa"/>
               <w:right w:w="75" w:type="dxa"/>
             </w:tcMar>
             <w:tcBorders>
@@ -505,7 +500,7 @@
           <w:p>
             <w:pPr>
               <w:keepNext w:val="0"/>
-              <w:spacing w:line="240" w:lineRule="auto" w:after="80"/>
+              <w:spacing w:line="240" w:lineRule="auto" w:after="40"/>
               <w:jc w:val="center"/>
             </w:pPr>
             <w:r>
@@ -549,7 +544,7 @@
           <w:p>
             <w:pPr>
               <w:keepNext w:val="0"/>
-              <w:spacing w:after="80" w:line="250" w:lineRule="exact"/>
+              <w:spacing w:after="40" w:line="250" w:lineRule="exact"/>
               <w:jc w:val="center"/>
             </w:pPr>
             <w:r>
@@ -565,9 +560,9 @@
             <w:tcW w:type="dxa" w:w="5904"/>
             <w:vAlign w:val="center"/>
             <w:tcMar>
-              <w:top w:w="75" w:type="dxa"/>
+              <w:top w:w="45" w:type="dxa"/>
               <w:left w:w="75" w:type="dxa"/>
-              <w:bottom w:w="75" w:type="dxa"/>
+              <w:bottom w:w="45" w:type="dxa"/>
               <w:right w:w="75" w:type="dxa"/>
             </w:tcMar>
             <w:tcBorders>
@@ -580,7 +575,7 @@
           <w:p>
             <w:pPr>
               <w:keepNext w:val="0"/>
-              <w:spacing w:line="240" w:lineRule="auto" w:after="80"/>
+              <w:spacing w:line="240" w:lineRule="auto" w:after="40"/>
               <w:jc w:val="center"/>
             </w:pPr>
             <w:r>
@@ -624,7 +619,7 @@
           <w:p>
             <w:pPr>
               <w:keepNext w:val="0"/>
-              <w:spacing w:after="80" w:line="250" w:lineRule="exact"/>
+              <w:spacing w:after="40" w:line="250" w:lineRule="exact"/>
               <w:jc w:val="center"/>
             </w:pPr>
             <w:r>
@@ -640,9 +635,9 @@
             <w:tcW w:type="dxa" w:w="2448"/>
             <w:vAlign w:val="center"/>
             <w:tcMar>
-              <w:top w:w="75" w:type="dxa"/>
+              <w:top w:w="45" w:type="dxa"/>
               <w:left w:w="75" w:type="dxa"/>
-              <w:bottom w:w="75" w:type="dxa"/>
+              <w:bottom w:w="45" w:type="dxa"/>
               <w:right w:w="75" w:type="dxa"/>
             </w:tcMar>
             <w:tcBorders>
@@ -655,27 +650,19 @@
           <w:p>
             <w:pPr>
               <w:keepNext w:val="0"/>
-              <w:spacing w:after="80" w:line="250" w:lineRule="exact"/>
+              <w:spacing w:after="40" w:line="250" w:lineRule="exact"/>
               <w:jc w:val="center"/>
             </w:pPr>
             <w:r>
               <w:rPr>
                 <w:sz w:val="19"/>
               </w:rPr>
-              <w:t>89.99%</w:t>
+              <w:t>-0.04%</w:t>
             </w:r>
           </w:p>
         </w:tc>
       </w:tr>
     </w:tbl>
-    <w:p>
-      <w:pPr>
-        <w:pStyle w:val="Caption"/>
-      </w:pPr>
-      <w:r>
-        <w:t>各自参考规则不同，不据此作综合排名；核对占比低时仅代表少量片段。结果为模拟测算，不代表 CT 重建质量。</w:t>
-      </w:r>
-    </w:p>
     <w:p>
       <w:pPr>
         <w:pStyle w:val="Heading1"/>
@@ -827,7 +814,9 @@
                 <w:b/>
                 <w:sz w:val="19"/>
               </w:rPr>
-              <w:t>核对数据占比</w:t>
+              <w:t>相对基础曲线</w:t>
+              <w:br/>
+              <w:t>幅值跨度变化</w:t>
             </w:r>
           </w:p>
         </w:tc>
@@ -1044,7 +1033,7 @@
               <w:rPr>
                 <w:sz w:val="19"/>
               </w:rPr>
-              <w:t>90.01%</w:t>
+              <w:t>+0.05%</w:t>
             </w:r>
           </w:p>
         </w:tc>
@@ -1261,7 +1250,7 @@
               <w:rPr>
                 <w:sz w:val="19"/>
               </w:rPr>
-              <w:t>90.00%</w:t>
+              <w:t>+0.27%</w:t>
             </w:r>
           </w:p>
         </w:tc>
@@ -1418,7 +1407,9 @@
                 <w:b/>
                 <w:sz w:val="19"/>
               </w:rPr>
-              <w:t>核对数据占比</w:t>
+              <w:t>相对基础曲线</w:t>
+              <w:br/>
+              <w:t>幅值跨度变化</w:t>
             </w:r>
           </w:p>
         </w:tc>
@@ -1635,7 +1626,7 @@
               <w:rPr>
                 <w:sz w:val="19"/>
               </w:rPr>
-              <w:t>89.98%</w:t>
+              <w:t>-0.10%</w:t>
             </w:r>
           </w:p>
         </w:tc>
@@ -1852,20 +1843,12 @@
               <w:rPr>
                 <w:sz w:val="19"/>
               </w:rPr>
-              <w:t>89.98%</w:t>
+              <w:t>-0.08%</w:t>
             </w:r>
           </w:p>
         </w:tc>
       </w:tr>
     </w:tbl>
-    <w:p>
-      <w:pPr>
-        <w:pStyle w:val="Caption"/>
-      </w:pPr>
-      <w:r>
-        <w:t>模拟的暂停与周期性减弱仍保留微弱呼吸振荡，此处不评价暂停识别能力。</w:t>
-      </w:r>
-    </w:p>
     <w:p>
       <w:pPr>
         <w:pStyle w:val="Heading1"/>
@@ -2017,7 +2000,9 @@
                 <w:b/>
                 <w:sz w:val="19"/>
               </w:rPr>
-              <w:t>核对数据占比</w:t>
+              <w:t>相对基础曲线</w:t>
+              <w:br/>
+              <w:t>幅值跨度变化</w:t>
             </w:r>
           </w:p>
         </w:tc>
@@ -2234,7 +2219,7 @@
               <w:rPr>
                 <w:sz w:val="19"/>
               </w:rPr>
-              <w:t>89.95%</w:t>
+              <w:t>+0.63%</w:t>
             </w:r>
           </w:p>
         </w:tc>
@@ -2451,7 +2436,7 @@
               <w:rPr>
                 <w:sz w:val="19"/>
               </w:rPr>
-              <w:t>23.54%</w:t>
+              <w:t>+0.54%</w:t>
             </w:r>
           </w:p>
         </w:tc>
@@ -2608,7 +2593,9 @@
                 <w:b/>
                 <w:sz w:val="19"/>
               </w:rPr>
-              <w:t>核对数据占比</w:t>
+              <w:t>相对基础曲线</w:t>
+              <w:br/>
+              <w:t>幅值跨度变化</w:t>
             </w:r>
           </w:p>
         </w:tc>
@@ -2825,7 +2812,7 @@
               <w:rPr>
                 <w:sz w:val="19"/>
               </w:rPr>
-              <w:t>89.99%</w:t>
+              <w:t>-0.03%</w:t>
             </w:r>
           </w:p>
         </w:tc>
@@ -3042,7 +3029,7 @@
               <w:rPr>
                 <w:sz w:val="19"/>
               </w:rPr>
-              <w:t>89.97%</w:t>
+              <w:t>+0.48%</w:t>
             </w:r>
           </w:p>
         </w:tc>
@@ -3199,7 +3186,9 @@
                 <w:b/>
                 <w:sz w:val="19"/>
               </w:rPr>
-              <w:t>核对数据占比</w:t>
+              <w:t>相对基础曲线</w:t>
+              <w:br/>
+              <w:t>幅值跨度变化</w:t>
             </w:r>
           </w:p>
         </w:tc>
@@ -3416,7 +3405,7 @@
               <w:rPr>
                 <w:sz w:val="19"/>
               </w:rPr>
-              <w:t>89.96%</w:t>
+              <w:t>-0.09%</w:t>
             </w:r>
           </w:p>
         </w:tc>
@@ -3633,20 +3622,12 @@
               <w:rPr>
                 <w:sz w:val="19"/>
               </w:rPr>
-              <w:t>89.97%</w:t>
+              <w:t>-0.08%</w:t>
             </w:r>
           </w:p>
         </w:tc>
       </w:tr>
     </w:tbl>
-    <w:p>
-      <w:pPr>
-        <w:pStyle w:val="Caption"/>
-      </w:pPr>
-      <w:r>
-        <w:t>模拟的暂停与周期性减弱仍保留微弱呼吸振荡，此处不评价暂停识别能力。</w:t>
-      </w:r>
-    </w:p>
     <w:p>
       <w:pPr>
         <w:pStyle w:val="Heading1"/>
@@ -3798,7 +3779,9 @@
                 <w:b/>
                 <w:sz w:val="19"/>
               </w:rPr>
-              <w:t>核对数据占比</w:t>
+              <w:t>相对基础曲线</w:t>
+              <w:br/>
+              <w:t>幅值跨度变化</w:t>
             </w:r>
           </w:p>
         </w:tc>
@@ -4015,7 +3998,7 @@
               <w:rPr>
                 <w:sz w:val="19"/>
               </w:rPr>
-              <w:t>89.92%</w:t>
+              <w:t>+1.30%</w:t>
             </w:r>
           </w:p>
         </w:tc>
@@ -4052,6 +4035,19 @@
                 <w:sz w:val="19"/>
               </w:rPr>
               <w:t>密集咳嗽与冲击伪影</w:t>
+            </w:r>
+          </w:p>
+          <w:p>
+            <w:pPr>
+              <w:keepNext w:val="0"/>
+              <w:spacing w:after="80" w:line="250" w:lineRule="exact"/>
+              <w:jc w:val="center"/>
+            </w:pPr>
+            <w:r>
+              <w:rPr>
+                <w:sz w:val="19"/>
+              </w:rPr>
+              <w:t>仅少量片段可对比分箱</w:t>
             </w:r>
           </w:p>
         </w:tc>
@@ -4232,20 +4228,7 @@
               <w:rPr>
                 <w:sz w:val="19"/>
               </w:rPr>
-              <w:t>3.33%</w:t>
-            </w:r>
-          </w:p>
-          <w:p>
-            <w:pPr>
-              <w:keepNext w:val="0"/>
-              <w:spacing w:after="80" w:line="250" w:lineRule="exact"/>
-              <w:jc w:val="center"/>
-            </w:pPr>
-            <w:r>
-              <w:rPr>
-                <w:sz w:val="19"/>
-              </w:rPr>
-              <w:t>17／20 次有核对数据</w:t>
+              <w:t>+0.39%</w:t>
             </w:r>
           </w:p>
         </w:tc>
@@ -4402,7 +4385,9 @@
                 <w:b/>
                 <w:sz w:val="19"/>
               </w:rPr>
-              <w:t>核对数据占比</w:t>
+              <w:t>相对基础曲线</w:t>
+              <w:br/>
+              <w:t>幅值跨度变化</w:t>
             </w:r>
           </w:p>
         </w:tc>
@@ -4619,7 +4604,7 @@
               <w:rPr>
                 <w:sz w:val="19"/>
               </w:rPr>
-              <w:t>82.61%</w:t>
+              <w:t>+0.03%</w:t>
             </w:r>
           </w:p>
         </w:tc>
@@ -4836,7 +4821,7 @@
               <w:rPr>
                 <w:sz w:val="19"/>
               </w:rPr>
-              <w:t>60.22%</w:t>
+              <w:t>+0.04%</w:t>
             </w:r>
           </w:p>
         </w:tc>
